--- a/docs/Group 3 Project Design.docx
+++ b/docs/Group 3 Project Design.docx
@@ -9,7 +9,7 @@
           <w:noProof/>
         </w:rPr>
         <mc:AlternateContent>
-          <mc:Choice Requires="wpg">
+          <mc:Choice Requires="wps">
             <w:drawing>
               <wp:anchor distT="0" distB="0" distL="182880" distR="182880" simplePos="0" relativeHeight="251658240" behindDoc="0" locked="0" layoutInCell="1" hidden="0" allowOverlap="1" wp14:anchorId="2624089E" wp14:editId="2624089F">
                 <wp:simplePos x="0" y="0"/>
@@ -97,47 +97,59 @@
               </wp:anchor>
             </w:drawing>
           </mc:Choice>
-          <mc:Fallback xmlns:cr="http://schemas.microsoft.com/office/comments/2020/reactions" xmlns="http://schemas.microsoft.com/office/tasks/2019/documenttasks" xmlns:dgm="http://schemas.openxmlformats.org/drawingml/2006/diagram" xmlns:lc="http://schemas.openxmlformats.org/drawingml/2006/lockedCanvas" xmlns:c="http://schemas.openxmlformats.org/drawingml/2006/chart" xmlns:pic="http://schemas.openxmlformats.org/drawingml/2006/picture" xmlns:a="http://schemas.openxmlformats.org/drawingml/2006/main" xmlns:sl="http://schemas.openxmlformats.org/schemaLibrary/2006/main">
-            <w:drawing>
-              <wp:anchor allowOverlap="1" behindDoc="0" distB="0" distT="0" distL="182880" distR="182880" hidden="0" layoutInCell="1" locked="0" relativeHeight="0" simplePos="0">
-                <wp:simplePos x="0" y="0"/>
-                <wp:positionH relativeFrom="margin">
-                  <wp:posOffset>447676</wp:posOffset>
-                </wp:positionH>
-                <wp:positionV relativeFrom="page">
-                  <wp:posOffset>3333750</wp:posOffset>
-                </wp:positionV>
-                <wp:extent cx="4781550" cy="3887470"/>
-                <wp:effectExtent b="0" l="0" r="0" t="0"/>
-                <wp:wrapSquare wrapText="bothSides" distB="0" distT="0" distL="182880" distR="182880"/>
-                <wp:docPr id="133" name="image1.png"/>
-                <a:graphic>
-                  <a:graphicData uri="http://schemas.openxmlformats.org/drawingml/2006/picture">
-                    <pic:pic>
-                      <pic:nvPicPr>
-                        <pic:cNvPr id="0" name="image1.png"/>
-                        <pic:cNvPicPr preferRelativeResize="0"/>
-                      </pic:nvPicPr>
-                      <pic:blipFill>
-                        <a:blip r:embed="rId7"/>
-                        <a:srcRect/>
-                        <a:stretch>
-                          <a:fillRect/>
-                        </a:stretch>
-                      </pic:blipFill>
-                      <pic:spPr>
-                        <a:xfrm>
-                          <a:off x="0" y="0"/>
-                          <a:ext cx="4781550" cy="3887470"/>
-                        </a:xfrm>
-                        <a:prstGeom prst="rect"/>
-                        <a:ln/>
-                      </pic:spPr>
-                    </pic:pic>
-                  </a:graphicData>
-                </a:graphic>
-              </wp:anchor>
-            </w:drawing>
+          <mc:Fallback>
+            <w:pict>
+              <v:rect w14:anchorId="2624089E" id="Rectangle 133" o:spid="_x0000_s1026" style="position:absolute;margin-left:35.25pt;margin-top:262.5pt;width:376.5pt;height:306.1pt;z-index:251658240;visibility:visible;mso-wrap-style:square;mso-wrap-distance-left:14.4pt;mso-wrap-distance-top:0;mso-wrap-distance-right:14.4pt;mso-wrap-distance-bottom:0;mso-position-horizontal:absolute;mso-position-horizontal-relative:margin;mso-position-vertical:absolute;mso-position-vertical-relative:page;v-text-anchor:top" o:gfxdata="UEsDBBQABgAIAAAAIQC2gziS/gAAAOEBAAATAAAAW0NvbnRlbnRfVHlwZXNdLnhtbJSRQU7DMBBF&#10;90jcwfIWJU67QAgl6YK0S0CoHGBkTxKLZGx5TGhvj5O2G0SRWNoz/78nu9wcxkFMGNg6quQqL6RA&#10;0s5Y6ir5vt9lD1JwBDIwOMJKHpHlpr69KfdHjyxSmriSfYz+USnWPY7AufNIadK6MEJMx9ApD/oD&#10;OlTrorhX2lFEilmcO2RdNtjC5xDF9pCuTyYBB5bi6bQ4syoJ3g9WQ0ymaiLzg5KdCXlKLjvcW893&#10;SUOqXwnz5DrgnHtJTxOsQfEKIT7DmDSUCaxw7Rqn8787ZsmRM9e2VmPeBN4uqYvTtW7jvijg9N/y&#10;JsXecLq0q+WD6m8AAAD//wMAUEsDBBQABgAIAAAAIQA4/SH/1gAAAJQBAAALAAAAX3JlbHMvLnJl&#10;bHOkkMFqwzAMhu+DvYPRfXGawxijTi+j0GvpHsDYimMaW0Yy2fr2M4PBMnrbUb/Q94l/f/hMi1qR&#10;JVI2sOt6UJgd+ZiDgffL8ekFlFSbvV0oo4EbChzGx4f9GRdb25HMsYhqlCwG5lrLq9biZkxWOiqY&#10;22YiTra2kYMu1l1tQD30/bPm3wwYN0x18gb45AdQl1tp5j/sFB2T0FQ7R0nTNEV3j6o9feQzro1i&#10;OWA14Fm+Q8a1a8+Bvu/d/dMb2JY5uiPbhG/ktn4cqGU/er3pcvwCAAD//wMAUEsDBBQABgAIAAAA&#10;IQBdkdmmsgEAAEsDAAAOAAAAZHJzL2Uyb0RvYy54bWysU9tu2zAMfR+wfxD03tjxcqsRpxhaZBhQ&#10;bAG6fYAiS7EAW1JJJXb+fpTiNN32NuxFPqIOyMNDev0wdC07KUDjbMWnk5wzZaWrjT1U/OeP7d2K&#10;MwzC1qJ1VlX8rJA/bD5+WPe+VIVrXFsrYJTEYtn7ijch+DLLUDaqEzhxXll61A46EegKh6wG0VP2&#10;rs2KPF9kvYPag5MKkaJPl0e+Sfm1VjJ81xpVYG3FSVtIJ6RzH89ssxblAYRvjBxliH9Q0Qljqehb&#10;qicRBDuC+StVZyQ4dDpMpOsyp7WRKvVA3UzzP7p5aYRXqRcyB/2bTfj/0spvpxe/A7Kh91giwdjF&#10;oKGLX9LHhooX94vZck72nWnEq9l8eT8ap4bAJBFmy0Uxz4kgifFptVjNisTIbqk8YPiiXMciqDjQ&#10;ZJJh4vSMgcoT9UqJla3bmrZN02ntbwEixkh20xtRGPbD2MTe1ecdMPRya6jWs8CwE0BTnXLW06Qr&#10;jq9HAYqz9qslK+NaXAFcwf4KhJWNo4UJnF3gY0jrc9H0+RicNkl/VHEpPYqjiaW2xu2KK/H+nli3&#10;f2DzCwAA//8DAFBLAwQUAAYACAAAACEAPxR07eIAAAALAQAADwAAAGRycy9kb3ducmV2LnhtbEyP&#10;TU/DMAyG70j8h8hI3Fi6TmVdaTpNfGgcx4a07Za1pq1InKrJ1sKvx5zgaPvR6+fNl6M14oK9bx0p&#10;mE4iEEilq1qqFbzvXu5SED5oqrRxhAq+0MOyuL7KdVa5gd7wsg214BDymVbQhNBlUvqyQav9xHVI&#10;fPtwvdWBx76WVa8HDrdGxlF0L61uiT80usPHBsvP7dkqWKfd6vDqvofaPB/X+81+8bRbBKVub8bV&#10;A4iAY/iD4Vef1aFgp5M7U+WFUTCPEiYVJHHCnRhI4xlvTkxOZ/MYZJHL/x2KHwAAAP//AwBQSwEC&#10;LQAUAAYACAAAACEAtoM4kv4AAADhAQAAEwAAAAAAAAAAAAAAAAAAAAAAW0NvbnRlbnRfVHlwZXNd&#10;LnhtbFBLAQItABQABgAIAAAAIQA4/SH/1gAAAJQBAAALAAAAAAAAAAAAAAAAAC8BAABfcmVscy8u&#10;cmVsc1BLAQItABQABgAIAAAAIQBdkdmmsgEAAEsDAAAOAAAAAAAAAAAAAAAAAC4CAABkcnMvZTJv&#10;RG9jLnhtbFBLAQItABQABgAIAAAAIQA/FHTt4gAAAAsBAAAPAAAAAAAAAAAAAAAAAAwEAABkcnMv&#10;ZG93bnJldi54bWxQSwUGAAAAAAQABADzAAAAGwUAAAAA&#10;" filled="f" stroked="f">
+                <v:textbox inset="0,0,0,0">
+                  <w:txbxContent>
+                    <w:p>
+                      <w:pPr>
+                        <w:spacing w:before="40" w:after="560" w:line="215" w:lineRule="auto"/>
+                        <w:textDirection w:val="btLr"/>
+                      </w:pPr>
+                      <w:r>
+                        <w:rPr>
+                          <w:rFonts w:ascii="Arial" w:eastAsia="Arial" w:hAnsi="Arial" w:cs="Arial"/>
+                          <w:color w:val="156082"/>
+                          <w:sz w:val="72"/>
+                        </w:rPr>
+                        <w:t>CMSC 495 Theory and Design</w:t>
+                      </w:r>
+                    </w:p>
+                    <w:p>
+                      <w:pPr>
+                        <w:spacing w:before="40" w:after="40" w:line="240" w:lineRule="auto"/>
+                        <w:textDirection w:val="btLr"/>
+                      </w:pPr>
+                      <w:r>
+                        <w:rPr>
+                          <w:rFonts w:ascii="Arial" w:eastAsia="Arial" w:hAnsi="Arial" w:cs="Arial"/>
+                          <w:smallCaps/>
+                          <w:color w:val="501549"/>
+                          <w:sz w:val="28"/>
+                        </w:rPr>
+                        <w:t>BREAKOUT GAME IN C++</w:t>
+                      </w:r>
+                    </w:p>
+                    <w:p>
+                      <w:pPr>
+                        <w:spacing w:before="80" w:after="40" w:line="240" w:lineRule="auto"/>
+                        <w:textDirection w:val="btLr"/>
+                      </w:pPr>
+                      <w:r>
+                        <w:rPr>
+                          <w:rFonts w:ascii="Arial" w:eastAsia="Arial" w:hAnsi="Arial" w:cs="Arial"/>
+                          <w:smallCaps/>
+                          <w:color w:val="A02B93"/>
+                        </w:rPr>
+                        <w:t>TEAM MEMBERS: ETHAN WASNIAK, BRENDAN LAIRD, STEVEN DICKINSON, KENISE BALTON, FRANCINI CLEMMONS</w:t>
+                      </w:r>
+                    </w:p>
+                  </w:txbxContent>
+                </v:textbox>
+                <w10:wrap type="square" anchorx="margin" anchory="page"/>
+              </v:rect>
+            </w:pict>
           </mc:Fallback>
         </mc:AlternateContent>
       </w:r>
@@ -1302,7 +1314,15 @@
         <w:ind w:left="720"/>
       </w:pPr>
       <w:r>
-        <w:t>Although not part of runtime gameplay, the project’s engineering support structure is a critical concern. The team’s design assumes a shared repository (i.e, GitHub), consistent build instructions, agreed compiler and library setup, and version-control workflow. Without this layer, the code may work on one machine and fail on another, which risks the project turning into a sacrificial offering to the compiler gods.</w:t>
+        <w:t>Although not part of runtime gameplay, the project’s engineering support structure is a critical concern. The team’s design assumes a shared repository (</w:t>
+      </w:r>
+      <w:proofErr w:type="spellStart"/>
+      <w:r>
+        <w:t>i.e</w:t>
+      </w:r>
+      <w:proofErr w:type="spellEnd"/>
+      <w:r>
+        <w:t>, GitHub), consistent build instructions, agreed compiler and library setup, and version-control workflow. Without this layer, the code may work on one machine and fail on another, which risks the project turning into a sacrificial offering to the compiler gods.</w:t>
       </w:r>
     </w:p>
     <w:p>
@@ -1490,7 +1510,10 @@
         <w:spacing w:after="0"/>
       </w:pPr>
       <w:r>
-        <w:t>Responsd to wall and ceiling contact</w:t>
+        <w:t>Responds</w:t>
+      </w:r>
+      <w:r>
+        <w:t xml:space="preserve"> to wall and ceiling contact</w:t>
       </w:r>
     </w:p>
     <w:p>
